--- a/policies/build/sop_record_masters/FMS/Records/FMS.2_Record_06_material-not-in-use_identification_and_disposal_log.docx
+++ b/policies/build/sop_record_masters/FMS/Records/FMS.2_Record_06_material-not-in-use_identification_and_disposal_log.docx
@@ -141,7 +141,22 @@
         <w:pStyle w:val="ListParagraph"/>
       </w:pPr>
       <w:r>
-        <w:t>• World Health Organization. (2014). Safe Management of Wastes from Health-Care Activities (2nd ed.). Waste framework only; BMW colour-coding and SPCB handover remain HIC.3.</w:t>
+        <w:t xml:space="preserve">• </w:t>
+      </w:r>
+      <w:r>
+        <w:t xml:space="preserve">World Health Organization. (2014). </w:t>
+      </w:r>
+      <w:hyperlink r:id="rId9">
+        <w:r>
+          <w:rPr>
+            <w:color w:val="0563C1"/>
+            <w:u w:val="single"/>
+          </w:rPr>
+          <w:t>Safe Management of Wastes from Health-Care Activities</w:t>
+        </w:r>
+      </w:hyperlink>
+      <w:r>
+        <w:t xml:space="preserve"> (2nd ed.). Waste framework only; BMW colour-coding and SPCB handover remain HIC.3.</w:t>
       </w:r>
     </w:p>
     <w:p/>
